--- a/files/PS.docx
+++ b/files/PS.docx
@@ -516,7 +516,7 @@
               </wp:anchor>
             </w:drawing>
           </mc:Choice>
-          <mc:Fallback xmlns:cx="http://schemas.microsoft.com/office/drawing/2014/chartex" xmlns:cx1="http://schemas.microsoft.com/office/drawing/2015/9/8/chartex" xmlns:cx2="http://schemas.microsoft.com/office/drawing/2015/10/21/chartex" xmlns:cx3="http://schemas.microsoft.com/office/drawing/2016/5/9/chartex" xmlns:cx4="http://schemas.microsoft.com/office/drawing/2016/5/10/chartex" xmlns:cx5="http://schemas.microsoft.com/office/drawing/2016/5/11/chartex" xmlns:cx6="http://schemas.microsoft.com/office/drawing/2016/5/12/chartex" xmlns:cx7="http://schemas.microsoft.com/office/drawing/2016/5/13/chartex" xmlns:cx8="http://schemas.microsoft.com/office/drawing/2016/5/14/chartex" xmlns:aink="http://schemas.microsoft.com/office/drawing/2016/ink" xmlns:am3d="http://schemas.microsoft.com/office/drawing/2017/model3d" xmlns:oel="http://schemas.microsoft.com/office/2019/extlst" xmlns:w15="http://schemas.microsoft.com/office/word/2012/wordml" xmlns:w16cex="http://schemas.microsoft.com/office/word/2018/wordml/cex" xmlns:w16cid="http://schemas.microsoft.com/office/word/2016/wordml/cid" xmlns:w16="http://schemas.microsoft.com/office/word/2018/wordml" xmlns:w16sdtdh="http://schemas.microsoft.com/office/word/2020/wordml/sdtdatahash" xmlns:w16se="http://schemas.microsoft.com/office/word/2015/wordml/symex">
+          <mc:Fallback xmlns:w16se="http://schemas.microsoft.com/office/word/2015/wordml/symex" xmlns:w16sdtdh="http://schemas.microsoft.com/office/word/2020/wordml/sdtdatahash" xmlns:w16="http://schemas.microsoft.com/office/word/2018/wordml" xmlns:w16cid="http://schemas.microsoft.com/office/word/2016/wordml/cid" xmlns:w16cex="http://schemas.microsoft.com/office/word/2018/wordml/cex" xmlns:w15="http://schemas.microsoft.com/office/word/2012/wordml" xmlns:oel="http://schemas.microsoft.com/office/2019/extlst" xmlns:am3d="http://schemas.microsoft.com/office/drawing/2017/model3d" xmlns:aink="http://schemas.microsoft.com/office/drawing/2016/ink" xmlns:cx8="http://schemas.microsoft.com/office/drawing/2016/5/14/chartex" xmlns:cx7="http://schemas.microsoft.com/office/drawing/2016/5/13/chartex" xmlns:cx6="http://schemas.microsoft.com/office/drawing/2016/5/12/chartex" xmlns:cx5="http://schemas.microsoft.com/office/drawing/2016/5/11/chartex" xmlns:cx4="http://schemas.microsoft.com/office/drawing/2016/5/10/chartex" xmlns:cx3="http://schemas.microsoft.com/office/drawing/2016/5/9/chartex" xmlns:cx2="http://schemas.microsoft.com/office/drawing/2015/10/21/chartex" xmlns:cx1="http://schemas.microsoft.com/office/drawing/2015/9/8/chartex" xmlns:cx="http://schemas.microsoft.com/office/drawing/2014/chartex">
             <w:pict>
               <v:rect w14:anchorId="4E996C96" id="Rectangle 1" o:spid="_x0000_s1026" style="position:absolute;margin-left:108.75pt;margin-top:1.65pt;width:16.5pt;height:11.25pt;z-index:251659264;visibility:visible;mso-wrap-style:square;mso-wrap-distance-left:9pt;mso-wrap-distance-top:0;mso-wrap-distance-right:9pt;mso-wrap-distance-bottom:0;mso-position-horizontal:absolute;mso-position-horizontal-relative:text;mso-position-vertical:absolute;mso-position-vertical-relative:text;v-text-anchor:middle" o:gfxdata="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" fillcolor="white [3201]" strokecolor="black [3213]" strokeweight="1pt"/>
             </w:pict>
@@ -631,14 +631,13 @@
               </wp:anchor>
             </w:drawing>
           </mc:Choice>
-          <mc:Fallback xmlns:cx="http://schemas.microsoft.com/office/drawing/2014/chartex" xmlns:cx1="http://schemas.microsoft.com/office/drawing/2015/9/8/chartex" xmlns:cx2="http://schemas.microsoft.com/office/drawing/2015/10/21/chartex" xmlns:cx3="http://schemas.microsoft.com/office/drawing/2016/5/9/chartex" xmlns:cx4="http://schemas.microsoft.com/office/drawing/2016/5/10/chartex" xmlns:cx5="http://schemas.microsoft.com/office/drawing/2016/5/11/chartex" xmlns:cx6="http://schemas.microsoft.com/office/drawing/2016/5/12/chartex" xmlns:cx7="http://schemas.microsoft.com/office/drawing/2016/5/13/chartex" xmlns:cx8="http://schemas.microsoft.com/office/drawing/2016/5/14/chartex" xmlns:aink="http://schemas.microsoft.com/office/drawing/2016/ink" xmlns:am3d="http://schemas.microsoft.com/office/drawing/2017/model3d" xmlns:oel="http://schemas.microsoft.com/office/2019/extlst" xmlns:w15="http://schemas.microsoft.com/office/word/2012/wordml" xmlns:w16cex="http://schemas.microsoft.com/office/word/2018/wordml/cex" xmlns:w16cid="http://schemas.microsoft.com/office/word/2016/wordml/cid" xmlns:w16="http://schemas.microsoft.com/office/word/2018/wordml" xmlns:w16sdtdh="http://schemas.microsoft.com/office/word/2020/wordml/sdtdatahash" xmlns:w16se="http://schemas.microsoft.com/office/word/2015/wordml/symex">
+          <mc:Fallback xmlns:w16se="http://schemas.microsoft.com/office/word/2015/wordml/symex" xmlns:w16sdtdh="http://schemas.microsoft.com/office/word/2020/wordml/sdtdatahash" xmlns:w16="http://schemas.microsoft.com/office/word/2018/wordml" xmlns:w16cid="http://schemas.microsoft.com/office/word/2016/wordml/cid" xmlns:w16cex="http://schemas.microsoft.com/office/word/2018/wordml/cex" xmlns:w15="http://schemas.microsoft.com/office/word/2012/wordml" xmlns:oel="http://schemas.microsoft.com/office/2019/extlst" xmlns:am3d="http://schemas.microsoft.com/office/drawing/2017/model3d" xmlns:aink="http://schemas.microsoft.com/office/drawing/2016/ink" xmlns:cx8="http://schemas.microsoft.com/office/drawing/2016/5/14/chartex" xmlns:cx7="http://schemas.microsoft.com/office/drawing/2016/5/13/chartex" xmlns:cx6="http://schemas.microsoft.com/office/drawing/2016/5/12/chartex" xmlns:cx5="http://schemas.microsoft.com/office/drawing/2016/5/11/chartex" xmlns:cx4="http://schemas.microsoft.com/office/drawing/2016/5/10/chartex" xmlns:cx3="http://schemas.microsoft.com/office/drawing/2016/5/9/chartex" xmlns:cx2="http://schemas.microsoft.com/office/drawing/2015/10/21/chartex" xmlns:cx1="http://schemas.microsoft.com/office/drawing/2015/9/8/chartex" xmlns:cx="http://schemas.microsoft.com/office/drawing/2014/chartex">
             <w:pict>
               <v:rect w14:anchorId="67045ACB" id="Rectangle 2" o:spid="_x0000_s1026" style="position:absolute;margin-left:108.75pt;margin-top:1pt;width:16.5pt;height:11.25pt;z-index:251661312;visibility:visible;mso-wrap-style:square;mso-wrap-distance-left:9pt;mso-wrap-distance-top:0;mso-wrap-distance-right:9pt;mso-wrap-distance-bottom:0;mso-position-horizontal:absolute;mso-position-horizontal-relative:text;mso-position-vertical:absolute;mso-position-vertical-relative:text;v-text-anchor:middle" o:gfxdata="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" fillcolor="white [3201]" strokecolor="black [3213]" strokeweight="1pt"/>
             </w:pict>
           </mc:Fallback>
         </mc:AlternateContent>
       </w:r>
-      <w:proofErr w:type="gramStart"/>
       <w:r>
         <w:rPr>
           <w:rFonts w:ascii="Times New Roman" w:hAnsi="Times New Roman" w:cs="Times New Roman"/>
@@ -700,11 +699,8 @@
           <w:szCs w:val="24"/>
           <w:lang w:val="en-US"/>
         </w:rPr>
-        <w:tab/>
-        <w:t xml:space="preserve">    </w:t>
-      </w:r>
-      <w:bookmarkStart w:id="0" w:name="_GoBack"/>
-      <w:bookmarkEnd w:id="0"/>
+        <w:t xml:space="preserve">  </w:t>
+      </w:r>
       <w:r>
         <w:rPr>
           <w:rFonts w:ascii="Times New Roman" w:hAnsi="Times New Roman" w:cs="Times New Roman"/>
@@ -714,30 +710,7 @@
           <w:szCs w:val="24"/>
           <w:lang w:val="en-US"/>
         </w:rPr>
-        <w:t>MA.</w:t>
-      </w:r>
-      <w:proofErr w:type="gramEnd"/>
-      <w:r>
-        <w:rPr>
-          <w:rFonts w:ascii="Times New Roman" w:hAnsi="Times New Roman" w:cs="Times New Roman"/>
-          <w:b/>
-          <w:bCs/>
-          <w:sz w:val="24"/>
-          <w:szCs w:val="24"/>
-          <w:lang w:val="en-US"/>
-        </w:rPr>
-        <w:t xml:space="preserve"> CORAZON V. TADENA</w:t>
-      </w:r>
-      <w:r>
-        <w:rPr>
-          <w:rFonts w:ascii="Times New Roman" w:hAnsi="Times New Roman" w:cs="Times New Roman"/>
-          <w:b/>
-          <w:bCs/>
-          <w:sz w:val="24"/>
-          <w:szCs w:val="24"/>
-          <w:lang w:val="en-US"/>
-        </w:rPr>
-        <w:t>, Ph. D</w:t>
+        <w:t>ATTY. JANN DANAE A. ANINAG - PALADO</w:t>
       </w:r>
     </w:p>
     <w:p>
@@ -821,7 +794,7 @@
           <w:lang w:val="en-US"/>
         </w:rPr>
         <w:tab/>
-        <w:t xml:space="preserve">    Municipal Administrator I</w:t>
+        <w:t>Municipal Administrator I</w:t>
       </w:r>
     </w:p>
     <w:p>
@@ -1445,7 +1418,7 @@
               </wp:anchor>
             </w:drawing>
           </mc:Choice>
-          <mc:Fallback xmlns:cx="http://schemas.microsoft.com/office/drawing/2014/chartex" xmlns:cx1="http://schemas.microsoft.com/office/drawing/2015/9/8/chartex" xmlns:cx2="http://schemas.microsoft.com/office/drawing/2015/10/21/chartex" xmlns:cx3="http://schemas.microsoft.com/office/drawing/2016/5/9/chartex" xmlns:cx4="http://schemas.microsoft.com/office/drawing/2016/5/10/chartex" xmlns:cx5="http://schemas.microsoft.com/office/drawing/2016/5/11/chartex" xmlns:cx6="http://schemas.microsoft.com/office/drawing/2016/5/12/chartex" xmlns:cx7="http://schemas.microsoft.com/office/drawing/2016/5/13/chartex" xmlns:cx8="http://schemas.microsoft.com/office/drawing/2016/5/14/chartex" xmlns:aink="http://schemas.microsoft.com/office/drawing/2016/ink" xmlns:am3d="http://schemas.microsoft.com/office/drawing/2017/model3d" xmlns:oel="http://schemas.microsoft.com/office/2019/extlst" xmlns:w15="http://schemas.microsoft.com/office/word/2012/wordml" xmlns:w16cex="http://schemas.microsoft.com/office/word/2018/wordml/cex" xmlns:w16cid="http://schemas.microsoft.com/office/word/2016/wordml/cid" xmlns:w16="http://schemas.microsoft.com/office/word/2018/wordml" xmlns:w16sdtdh="http://schemas.microsoft.com/office/word/2020/wordml/sdtdatahash" xmlns:w16se="http://schemas.microsoft.com/office/word/2015/wordml/symex">
+          <mc:Fallback xmlns:w16se="http://schemas.microsoft.com/office/word/2015/wordml/symex" xmlns:w16sdtdh="http://schemas.microsoft.com/office/word/2020/wordml/sdtdatahash" xmlns:w16="http://schemas.microsoft.com/office/word/2018/wordml" xmlns:w16cid="http://schemas.microsoft.com/office/word/2016/wordml/cid" xmlns:w16cex="http://schemas.microsoft.com/office/word/2018/wordml/cex" xmlns:w15="http://schemas.microsoft.com/office/word/2012/wordml" xmlns:oel="http://schemas.microsoft.com/office/2019/extlst" xmlns:am3d="http://schemas.microsoft.com/office/drawing/2017/model3d" xmlns:aink="http://schemas.microsoft.com/office/drawing/2016/ink" xmlns:cx8="http://schemas.microsoft.com/office/drawing/2016/5/14/chartex" xmlns:cx7="http://schemas.microsoft.com/office/drawing/2016/5/13/chartex" xmlns:cx6="http://schemas.microsoft.com/office/drawing/2016/5/12/chartex" xmlns:cx5="http://schemas.microsoft.com/office/drawing/2016/5/11/chartex" xmlns:cx4="http://schemas.microsoft.com/office/drawing/2016/5/10/chartex" xmlns:cx3="http://schemas.microsoft.com/office/drawing/2016/5/9/chartex" xmlns:cx2="http://schemas.microsoft.com/office/drawing/2015/10/21/chartex" xmlns:cx1="http://schemas.microsoft.com/office/drawing/2015/9/8/chartex" xmlns:cx="http://schemas.microsoft.com/office/drawing/2014/chartex">
             <w:pict>
               <v:rect w14:anchorId="557636A9" id="Rectangle 3" o:spid="_x0000_s1026" style="position:absolute;margin-left:108.75pt;margin-top:1.65pt;width:16.5pt;height:11.25pt;z-index:251663360;visibility:visible;mso-wrap-style:square;mso-wrap-distance-left:9pt;mso-wrap-distance-top:0;mso-wrap-distance-right:9pt;mso-wrap-distance-bottom:0;mso-position-horizontal:absolute;mso-position-horizontal-relative:text;mso-position-vertical:absolute;mso-position-vertical-relative:text;v-text-anchor:middle" o:gfxdata="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" fillcolor="white [3201]" strokecolor="black [3213]" strokeweight="1pt"/>
             </w:pict>
@@ -1560,14 +1533,13 @@
               </wp:anchor>
             </w:drawing>
           </mc:Choice>
-          <mc:Fallback xmlns:cx="http://schemas.microsoft.com/office/drawing/2014/chartex" xmlns:cx1="http://schemas.microsoft.com/office/drawing/2015/9/8/chartex" xmlns:cx2="http://schemas.microsoft.com/office/drawing/2015/10/21/chartex" xmlns:cx3="http://schemas.microsoft.com/office/drawing/2016/5/9/chartex" xmlns:cx4="http://schemas.microsoft.com/office/drawing/2016/5/10/chartex" xmlns:cx5="http://schemas.microsoft.com/office/drawing/2016/5/11/chartex" xmlns:cx6="http://schemas.microsoft.com/office/drawing/2016/5/12/chartex" xmlns:cx7="http://schemas.microsoft.com/office/drawing/2016/5/13/chartex" xmlns:cx8="http://schemas.microsoft.com/office/drawing/2016/5/14/chartex" xmlns:aink="http://schemas.microsoft.com/office/drawing/2016/ink" xmlns:am3d="http://schemas.microsoft.com/office/drawing/2017/model3d" xmlns:oel="http://schemas.microsoft.com/office/2019/extlst" xmlns:w15="http://schemas.microsoft.com/office/word/2012/wordml" xmlns:w16cex="http://schemas.microsoft.com/office/word/2018/wordml/cex" xmlns:w16cid="http://schemas.microsoft.com/office/word/2016/wordml/cid" xmlns:w16="http://schemas.microsoft.com/office/word/2018/wordml" xmlns:w16sdtdh="http://schemas.microsoft.com/office/word/2020/wordml/sdtdatahash" xmlns:w16se="http://schemas.microsoft.com/office/word/2015/wordml/symex">
+          <mc:Fallback xmlns:w16se="http://schemas.microsoft.com/office/word/2015/wordml/symex" xmlns:w16sdtdh="http://schemas.microsoft.com/office/word/2020/wordml/sdtdatahash" xmlns:w16="http://schemas.microsoft.com/office/word/2018/wordml" xmlns:w16cid="http://schemas.microsoft.com/office/word/2016/wordml/cid" xmlns:w16cex="http://schemas.microsoft.com/office/word/2018/wordml/cex" xmlns:w15="http://schemas.microsoft.com/office/word/2012/wordml" xmlns:oel="http://schemas.microsoft.com/office/2019/extlst" xmlns:am3d="http://schemas.microsoft.com/office/drawing/2017/model3d" xmlns:aink="http://schemas.microsoft.com/office/drawing/2016/ink" xmlns:cx8="http://schemas.microsoft.com/office/drawing/2016/5/14/chartex" xmlns:cx7="http://schemas.microsoft.com/office/drawing/2016/5/13/chartex" xmlns:cx6="http://schemas.microsoft.com/office/drawing/2016/5/12/chartex" xmlns:cx5="http://schemas.microsoft.com/office/drawing/2016/5/11/chartex" xmlns:cx4="http://schemas.microsoft.com/office/drawing/2016/5/10/chartex" xmlns:cx3="http://schemas.microsoft.com/office/drawing/2016/5/9/chartex" xmlns:cx2="http://schemas.microsoft.com/office/drawing/2015/10/21/chartex" xmlns:cx1="http://schemas.microsoft.com/office/drawing/2015/9/8/chartex" xmlns:cx="http://schemas.microsoft.com/office/drawing/2014/chartex">
             <w:pict>
               <v:rect w14:anchorId="41347468" id="Rectangle 9" o:spid="_x0000_s1026" style="position:absolute;margin-left:108.75pt;margin-top:1pt;width:16.5pt;height:11.25pt;z-index:251671552;visibility:visible;mso-wrap-style:square;mso-wrap-distance-left:9pt;mso-wrap-distance-top:0;mso-wrap-distance-right:9pt;mso-wrap-distance-bottom:0;mso-position-horizontal:absolute;mso-position-horizontal-relative:text;mso-position-vertical:absolute;mso-position-vertical-relative:text;v-text-anchor:middle" o:gfxdata="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" fillcolor="white [3201]" strokecolor="black [3213]" strokeweight="1pt"/>
             </w:pict>
           </mc:Fallback>
         </mc:AlternateContent>
       </w:r>
-      <w:proofErr w:type="gramStart"/>
       <w:r>
         <w:rPr>
           <w:rFonts w:ascii="Times New Roman" w:hAnsi="Times New Roman" w:cs="Times New Roman"/>
@@ -1612,34 +1584,7 @@
           <w:lang w:val="en-US"/>
         </w:rPr>
         <w:tab/>
-      </w:r>
-      <w:r>
-        <w:rPr>
-          <w:rFonts w:ascii="Times New Roman" w:hAnsi="Times New Roman" w:cs="Times New Roman"/>
-          <w:sz w:val="24"/>
-          <w:szCs w:val="24"/>
-          <w:lang w:val="en-US"/>
-        </w:rPr>
-        <w:tab/>
-      </w:r>
-      <w:r>
-        <w:rPr>
-          <w:rFonts w:ascii="Times New Roman" w:hAnsi="Times New Roman" w:cs="Times New Roman"/>
-          <w:sz w:val="24"/>
-          <w:szCs w:val="24"/>
-          <w:lang w:val="en-US"/>
-        </w:rPr>
-        <w:tab/>
-        <w:t xml:space="preserve">  </w:t>
-      </w:r>
-      <w:r>
-        <w:rPr>
-          <w:rFonts w:ascii="Times New Roman" w:hAnsi="Times New Roman" w:cs="Times New Roman"/>
-          <w:sz w:val="24"/>
-          <w:szCs w:val="24"/>
-          <w:lang w:val="en-US"/>
-        </w:rPr>
-        <w:t xml:space="preserve">  </w:t>
+        <w:t xml:space="preserve">              </w:t>
       </w:r>
       <w:r>
         <w:rPr>
@@ -1650,30 +1595,7 @@
           <w:szCs w:val="24"/>
           <w:lang w:val="en-US"/>
         </w:rPr>
-        <w:t>MA.</w:t>
-      </w:r>
-      <w:proofErr w:type="gramEnd"/>
-      <w:r>
-        <w:rPr>
-          <w:rFonts w:ascii="Times New Roman" w:hAnsi="Times New Roman" w:cs="Times New Roman"/>
-          <w:b/>
-          <w:bCs/>
-          <w:sz w:val="24"/>
-          <w:szCs w:val="24"/>
-          <w:lang w:val="en-US"/>
-        </w:rPr>
-        <w:t xml:space="preserve"> CORAZON V. TADENA</w:t>
-      </w:r>
-      <w:r>
-        <w:rPr>
-          <w:rFonts w:ascii="Times New Roman" w:hAnsi="Times New Roman" w:cs="Times New Roman"/>
-          <w:b/>
-          <w:bCs/>
-          <w:sz w:val="24"/>
-          <w:szCs w:val="24"/>
-          <w:lang w:val="en-US"/>
-        </w:rPr>
-        <w:t xml:space="preserve"> Ph. D</w:t>
+        <w:t>ATTY. JANN DANAE A. ANINAG - PALADO</w:t>
       </w:r>
     </w:p>
     <w:p>
@@ -1748,16 +1670,18 @@
           <w:lang w:val="en-US"/>
         </w:rPr>
         <w:tab/>
-      </w:r>
-      <w:r>
-        <w:rPr>
-          <w:rFonts w:ascii="Times New Roman" w:hAnsi="Times New Roman" w:cs="Times New Roman"/>
-          <w:sz w:val="24"/>
-          <w:szCs w:val="24"/>
-          <w:lang w:val="en-US"/>
-        </w:rPr>
-        <w:tab/>
-        <w:t xml:space="preserve">    Municipal Administrator I</w:t>
+        <w:t xml:space="preserve">         </w:t>
+      </w:r>
+      <w:bookmarkStart w:id="0" w:name="_GoBack"/>
+      <w:bookmarkEnd w:id="0"/>
+      <w:r>
+        <w:rPr>
+          <w:rFonts w:ascii="Times New Roman" w:hAnsi="Times New Roman" w:cs="Times New Roman"/>
+          <w:sz w:val="24"/>
+          <w:szCs w:val="24"/>
+          <w:lang w:val="en-US"/>
+        </w:rPr>
+        <w:t xml:space="preserve"> Municipal Administrator I</w:t>
       </w:r>
     </w:p>
     <w:sectPr>
@@ -2439,7 +2363,7 @@
   <a:extraClrSchemeLst/>
   <a:extLst>
     <a:ext uri="{05A4C25C-085E-4340-85A3-A5531E510DB2}">
-      <thm15:themeFamily xmlns="" xmlns:thm15="http://schemas.microsoft.com/office/thememl/2012/main" name="Office Theme" id="{62F939B6-93AF-4DB8-9C6B-D6C7DFDC589F}" vid="{4A3C46E8-61CC-4603-A589-7422A47A8E4A}"/>
+      <thm15:themeFamily xmlns:thm15="http://schemas.microsoft.com/office/thememl/2012/main" xmlns="" name="Office Theme" id="{62F939B6-93AF-4DB8-9C6B-D6C7DFDC589F}" vid="{4A3C46E8-61CC-4603-A589-7422A47A8E4A}"/>
     </a:ext>
   </a:extLst>
 </a:theme>
